--- a/01. UML/01. ERS/ERS_EUREKABANK_SOAP_JAVA_CONBDD_GR08.docx
+++ b/01. UML/01. ERS/ERS_EUREKABANK_SOAP_JAVA_CONBDD_GR08.docx
@@ -8037,40 +8037,56 @@
       </w:r>
     </w:p>
     <w:p>
+      <w:pPr>
+        <w:jc w:val="center"/>
+      </w:pPr>
       <w:r>
         <w:rPr>
           <w:noProof/>
         </w:rPr>
         <w:lastRenderedPageBreak/>
         <w:drawing>
-          <wp:inline distT="114300" distB="114300" distL="114300" distR="114300" wp14:anchorId="417B0C37" wp14:editId="28905EFE">
-            <wp:extent cx="5592990" cy="4408488"/>
-            <wp:effectExtent l="0" t="0" r="0" b="0"/>
-            <wp:docPr id="4" name="image1.png"/>
-            <wp:cNvGraphicFramePr/>
+          <wp:inline distT="0" distB="0" distL="0" distR="0" wp14:anchorId="6FD9C977" wp14:editId="450CB1AE">
+            <wp:extent cx="4320000" cy="3885248"/>
+            <wp:effectExtent l="0" t="0" r="4445" b="1270"/>
+            <wp:docPr id="872026032" name="Imagen 29"/>
+            <wp:cNvGraphicFramePr>
+              <a:graphicFrameLocks xmlns:a="http://schemas.openxmlformats.org/drawingml/2006/main" noChangeAspect="1"/>
+            </wp:cNvGraphicFramePr>
             <a:graphic xmlns:a="http://schemas.openxmlformats.org/drawingml/2006/main">
               <a:graphicData uri="http://schemas.openxmlformats.org/drawingml/2006/picture">
                 <pic:pic xmlns:pic="http://schemas.openxmlformats.org/drawingml/2006/picture">
                   <pic:nvPicPr>
-                    <pic:cNvPr id="0" name="image1.png"/>
-                    <pic:cNvPicPr preferRelativeResize="0"/>
+                    <pic:cNvPr id="0" name="Picture 1"/>
+                    <pic:cNvPicPr>
+                      <a:picLocks noChangeAspect="1" noChangeArrowheads="1"/>
+                    </pic:cNvPicPr>
                   </pic:nvPicPr>
                   <pic:blipFill>
-                    <a:blip r:embed="rId13"/>
+                    <a:blip r:embed="rId13">
+                      <a:extLst>
+                        <a:ext uri="{28A0092B-C50C-407E-A947-70E740481C1C}">
+                          <a14:useLocalDpi xmlns:a14="http://schemas.microsoft.com/office/drawing/2010/main" val="0"/>
+                        </a:ext>
+                      </a:extLst>
+                    </a:blip>
                     <a:srcRect/>
                     <a:stretch>
                       <a:fillRect/>
                     </a:stretch>
                   </pic:blipFill>
-                  <pic:spPr>
+                  <pic:spPr bwMode="auto">
                     <a:xfrm>
                       <a:off x="0" y="0"/>
-                      <a:ext cx="5592990" cy="4408488"/>
+                      <a:ext cx="4320000" cy="3885248"/>
                     </a:xfrm>
                     <a:prstGeom prst="rect">
                       <a:avLst/>
                     </a:prstGeom>
-                    <a:ln/>
+                    <a:noFill/>
+                    <a:ln>
+                      <a:noFill/>
+                    </a:ln>
                   </pic:spPr>
                 </pic:pic>
               </a:graphicData>
@@ -8382,7 +8398,6 @@
         </w:numPr>
       </w:pPr>
       <w:r>
-        <w:lastRenderedPageBreak/>
         <w:t>Uso de Payara Server.</w:t>
       </w:r>
     </w:p>
@@ -9040,6 +9055,7 @@
       <w:bookmarkStart w:id="33" w:name="_tzytte9wi99p" w:colFirst="0" w:colLast="0"/>
       <w:bookmarkEnd w:id="33"/>
       <w:r>
+        <w:lastRenderedPageBreak/>
         <w:t xml:space="preserve">Tabla </w:t>
       </w:r>
       <w:r>
@@ -9561,7 +9577,6 @@
       <w:bookmarkStart w:id="37" w:name="_o3m8mvjpx95" w:colFirst="0" w:colLast="0"/>
       <w:bookmarkEnd w:id="37"/>
       <w:r>
-        <w:lastRenderedPageBreak/>
         <w:t>Tabla 7. Autenticación y Seguridad (Login)</w:t>
       </w:r>
     </w:p>
@@ -9651,6 +9666,7 @@
           </w:tcPr>
           <w:p>
             <w:r>
+              <w:lastRenderedPageBreak/>
               <w:t xml:space="preserve">Importancia </w:t>
             </w:r>
           </w:p>
@@ -10580,7 +10596,6 @@
                 <w:bCs w:val="0"/>
                 <w:color w:val="000000"/>
               </w:rPr>
-              <w:lastRenderedPageBreak/>
               <w:t>Descripción</w:t>
             </w:r>
           </w:p>
@@ -10707,6 +10722,7 @@
                 <w:bCs w:val="0"/>
                 <w:color w:val="000000"/>
               </w:rPr>
+              <w:lastRenderedPageBreak/>
               <w:t>Importancia</w:t>
             </w:r>
           </w:p>
@@ -12747,6 +12763,7 @@
     </w:p>
     <w:p>
       <w:r>
+        <w:lastRenderedPageBreak/>
         <w:t>Garantizar que el sistema cumpla con estándares de calidad, seguridad, rendimiento y mantenibilidad.</w:t>
       </w:r>
     </w:p>
@@ -13497,7 +13514,6 @@
           </w:tcPr>
           <w:p>
             <w:r>
-              <w:lastRenderedPageBreak/>
               <w:t>Estado</w:t>
             </w:r>
           </w:p>
@@ -13534,6 +13550,7 @@
       </w:pPr>
       <w:bookmarkStart w:id="57" w:name="_Toc229764419"/>
       <w:r>
+        <w:lastRenderedPageBreak/>
         <w:t>8.4.1 Restricciones de Diseño</w:t>
       </w:r>
       <w:bookmarkEnd w:id="57"/>
@@ -13866,11 +13883,7 @@
         </w:rPr>
       </w:pPr>
       <w:r>
-        <w:t xml:space="preserve">El tiempo de respuesta visual desde que el usuario presiona el botón correspondiente (“Consultar”, “Depositar”, “Retirar”, “Transferir”) hasta que se muestra el resultado en pantalla debe ser imperceptible en red local, con un máximo de 500 ms. Esto incluye el tiempo de marshalling/unmarshalling de los mensajes SOAP y la renderización de los </w:t>
-      </w:r>
-      <w:r>
-        <w:lastRenderedPageBreak/>
-        <w:t>datos en la interfaz.</w:t>
+        <w:t>El tiempo de respuesta visual desde que el usuario presiona el botón correspondiente (“Consultar”, “Depositar”, “Retirar”, “Transferir”) hasta que se muestra el resultado en pantalla debe ser imperceptible en red local, con un máximo de 500 ms. Esto incluye el tiempo de marshalling/unmarshalling de los mensajes SOAP y la renderización de los datos en la interfaz.</w:t>
       </w:r>
     </w:p>
     <w:p>
@@ -13909,7 +13922,11 @@
         </w:pBdr>
       </w:pPr>
       <w:r>
-        <w:t>El sistema requiere que el servidor donde reside Payara Server cuente con una conexión de red estable preferiblemente mediante cable Ethernet (conexión cableada). Esto es fundamental para mantener la IP Estática sin micro-cortes o fluctuaciones que puedan afectar el pool de hilos del servidor de aplicaciones y causar timeouts en las invocaciones a los Web Services.</w:t>
+        <w:t xml:space="preserve">El sistema requiere que el servidor donde reside Payara Server cuente con una conexión </w:t>
+      </w:r>
+      <w:r>
+        <w:lastRenderedPageBreak/>
+        <w:t>de red estable preferiblemente mediante cable Ethernet (conexión cableada). Esto es fundamental para mantener la IP Estática sin micro-cortes o fluctuaciones que puedan afectar el pool de hilos del servidor de aplicaciones y causar timeouts en las invocaciones a los Web Services.</w:t>
       </w:r>
     </w:p>
     <w:p>
@@ -14153,7 +14170,11 @@
         </w:numPr>
       </w:pPr>
       <w:r>
-        <w:t>Realizar configuración de IP estática en el servidor (preferiblemente mediante reserva DHCP por MAC Address).</w:t>
+        <w:t xml:space="preserve">Realizar configuración de IP estática en el servidor (preferiblemente mediante </w:t>
+      </w:r>
+      <w:r>
+        <w:lastRenderedPageBreak/>
+        <w:t>reserva DHCP por MAC Address).</w:t>
       </w:r>
     </w:p>
     <w:p>
@@ -14417,7 +14438,6 @@
         <w:ind w:left="720"/>
       </w:pPr>
       <w:r>
-        <w:lastRenderedPageBreak/>
         <w:t xml:space="preserve">Oracle Corporation. </w:t>
       </w:r>
       <w:r>
@@ -14440,7 +14460,11 @@
         <w:ind w:left="720"/>
       </w:pPr>
       <w:r>
-        <w:t>Payara Foundation. (2024). Payara Server Community Documentation. Recuperado de: https://docs.payara.fish/</w:t>
+        <w:t xml:space="preserve">Payara Foundation. (2024). Payara Server Community Documentation. </w:t>
+      </w:r>
+      <w:r>
+        <w:lastRenderedPageBreak/>
+        <w:t>Recuperado de: https://docs.payara.fish/</w:t>
       </w:r>
     </w:p>
     <w:p>
